--- a/technical_document/docx/01_architecture/DOC-01-ARCH-08_REST_API_Reference_and_RFC9457_Error_Model.docx
+++ b/technical_document/docx/01_architecture/DOC-01-ARCH-08_REST_API_Reference_and_RFC9457_Error_Model.docx
@@ -1654,6 +1654,58 @@
           </w:p>
         </w:tc>
       </w:tr>
+      <w:tr>
+        <w:tc>
+          <w:tcPr>
+            <w:tcW w:type="dxa" w:w="1872"/>
+          </w:tcPr>
+          <w:p>
+            <w:r>
+              <w:t>3.1.0</w:t>
+            </w:r>
+          </w:p>
+        </w:tc>
+        <w:tc>
+          <w:tcPr>
+            <w:tcW w:type="dxa" w:w="1872"/>
+          </w:tcPr>
+          <w:p>
+            <w:r>
+              <w:t>October 2026</w:t>
+            </w:r>
+          </w:p>
+        </w:tc>
+        <w:tc>
+          <w:tcPr>
+            <w:tcW w:type="dxa" w:w="1872"/>
+          </w:tcPr>
+          <w:p>
+            <w:r>
+              <w:t>Independent Forensic Re-audit</w:t>
+            </w:r>
+          </w:p>
+        </w:tc>
+        <w:tc>
+          <w:tcPr>
+            <w:tcW w:type="dxa" w:w="1872"/>
+          </w:tcPr>
+          <w:p>
+            <w:r>
+              <w:t>Factual corrections per audit/docx_forensic_audit_2026-10-08.md</w:t>
+            </w:r>
+          </w:p>
+        </w:tc>
+        <w:tc>
+          <w:tcPr>
+            <w:tcW w:type="dxa" w:w="1872"/>
+          </w:tcPr>
+          <w:p>
+            <w:r>
+              <w:t>Applied</w:t>
+            </w:r>
+          </w:p>
+        </w:tc>
+      </w:tr>
     </w:tbl>
     <w:p>
       <w:pPr>
@@ -2304,7 +2356,7 @@
           <w:color w:val="003366"/>
           <w:sz w:val="19"/>
         </w:rPr>
-        <w:t xml:space="preserve">1. </w:t>
+        <w:t>1. Cache Inspection: The Spring Filter hashes (Idempotency-Key, Caller-Principal) and queries the DB-backed idempotency_key table (48-hour replay window).</w:t>
       </w:r>
       <w:r>
         <w:rPr>
@@ -2313,7 +2365,6 @@
           <w:color w:val="2D3748"/>
           <w:sz w:val="19"/>
         </w:rPr>
-        <w:t>Cache Inspection:</w:t>
       </w:r>
       <w:r>
         <w:rPr>
@@ -2321,7 +2372,6 @@
           <w:color w:val="2D3748"/>
           <w:sz w:val="19"/>
         </w:rPr>
-        <w:t xml:space="preserve"> The API Gateway / Spring Filter hashes </w:t>
       </w:r>
       <w:r>
         <w:rPr>
@@ -2329,7 +2379,6 @@
           <w:color w:val="801515"/>
           <w:sz w:val="18"/>
         </w:rPr>
-        <w:t>(Idempotency-Key, Caller-Principal)</w:t>
       </w:r>
       <w:r>
         <w:rPr>
@@ -2337,7 +2386,6 @@
           <w:color w:val="2D3748"/>
           <w:sz w:val="19"/>
         </w:rPr>
-        <w:t xml:space="preserve"> and queries Redis.</w:t>
       </w:r>
     </w:p>
     <w:p>
@@ -2400,7 +2448,7 @@
           <w:color w:val="003366"/>
           <w:sz w:val="19"/>
         </w:rPr>
-        <w:t xml:space="preserve">3. </w:t>
+        <w:t>3. Subsequent Replay: If an identical key arrives while IN_PROGRESS, HTTP 409 Conflict is returned (no Redis in the binding stack). If already completed, the cached response payload and HTTP status code are returned verbatim without re-executing business logic.</w:t>
       </w:r>
       <w:r>
         <w:rPr>
@@ -2409,7 +2457,6 @@
           <w:color w:val="2D3748"/>
           <w:sz w:val="19"/>
         </w:rPr>
-        <w:t>Subsequent Replay:</w:t>
       </w:r>
       <w:r>
         <w:rPr>
@@ -2417,7 +2464,6 @@
           <w:color w:val="2D3748"/>
           <w:sz w:val="19"/>
         </w:rPr>
-        <w:t xml:space="preserve"> If an identical key arrives while </w:t>
       </w:r>
       <w:r>
         <w:rPr>
@@ -2425,7 +2471,6 @@
           <w:color w:val="801515"/>
           <w:sz w:val="18"/>
         </w:rPr>
-        <w:t>IN_PROGRESS</w:t>
       </w:r>
       <w:r>
         <w:rPr>
@@ -2433,7 +2478,6 @@
           <w:color w:val="2D3748"/>
           <w:sz w:val="19"/>
         </w:rPr>
-        <w:t>, HTTP 425 Too Early is returned. If already completed, the cached response payload and HTTP status code are returned verbatim without re-executing business logic.</w:t>
       </w:r>
     </w:p>
     <w:p>
@@ -2448,7 +2492,7 @@
           <w:color w:val="1A365D"/>
           <w:sz w:val="24"/>
         </w:rPr>
-        <w:t>3. Comprehensive Subsystem Endpoint Catalog (285 Total Endpoints)</w:t>
+        <w:t>3. Comprehensive Subsystem Endpoint Catalog (140 paths / 166 operations)</w:t>
       </w:r>
     </w:p>
     <w:p>
@@ -2461,7 +2505,7 @@
           <w:color w:val="2D3748"/>
           <w:sz w:val="19"/>
         </w:rPr>
-        <w:t>As illustrated in Figure 1 below, Authoritative registry of 285 banking endpoints spanning origination to regulatory returns.</w:t>
+        <w:t>As illustrated in Figure 1 below, Authoritative registry of 140 OpenAPI paths spanning origination to regulatory returns.</w:t>
       </w:r>
     </w:p>
     <w:tbl>
@@ -2563,7 +2607,7 @@
           <w:color w:val="718096"/>
           <w:sz w:val="16"/>
         </w:rPr>
-        <w:t>Authoritative registry of 285 banking endpoints spanning origination to regulatory returns.</w:t>
+        <w:t>Authoritative registry of 140 OpenAPI paths spanning origination to regulatory returns.</w:t>
       </w:r>
     </w:p>
     <w:p>
@@ -8623,7 +8667,7 @@
               <w:br/>
               <w:t xml:space="preserve">  "productId": "PRD-RET-HOME-001",</w:t>
               <w:br/>
-              <w:t xml:space="preserve">  "requestedAmount": 3500000.00,</w:t>
+              <w:t xml:space="preserve">  "requestedAmountMinor": 350000000,</w:t>
               <w:br/>
               <w:t xml:space="preserve">  "tenorMonths": 60,</w:t>
               <w:br/>
@@ -8637,9 +8681,9 @@
               <w:br/>
               <w:t xml:space="preserve">    "collateralType": "IMMOVABLE_REAL_ESTATE",</w:t>
               <w:br/>
-              <w:t xml:space="preserve">    "marketValue": 5500000.00,</w:t>
+              <w:t xml:space="preserve">    "marketValueMinor": 550000000,</w:t>
               <w:br/>
-              <w:t xml:space="preserve">    "forcedSaleValue": 4400000.00,</w:t>
+              <w:t xml:space="preserve">    "forcedSaleValueMinor": 440000000,</w:t>
               <w:br/>
               <w:t xml:space="preserve">    "propertyAddress": "Plot 42, Road 11, Dhanmondi, Dhaka-1209"</w:t>
               <w:br/>
@@ -8726,7 +8770,7 @@
               <w:br/>
               <w:t xml:space="preserve">  "status": "ASSESSMENT_PENDING",</w:t>
               <w:br/>
-              <w:t xml:space="preserve">  "calculatedEmi": 72658.42,</w:t>
+              <w:t xml:space="preserve">  "calculatedEmiMinor": 7265424,</w:t>
               <w:br/>
               <w:t xml:space="preserve">  "calculatedDbr": 42.15,</w:t>
               <w:br/>
@@ -8876,6 +8920,19 @@
           <w:sz w:val="19"/>
         </w:rPr>
         <w:t>— End of REST API Reference &amp; RFC 9457 Problem Details Specification —</w:t>
+      </w:r>
+    </w:p>
+    <w:p>
+      <w:r>
+        <w:rPr>
+          <w:b/>
+        </w:rPr>
+        <w:t>Addendum — v3.1.0 corrections (Independent Forensic Re-audit, 8 October 2026)</w:t>
+      </w:r>
+    </w:p>
+    <w:p>
+      <w:r>
+        <w:t>Money invariant enforced (v3.1.0): all API examples rewritten in integer minor units (poisha) per the platform-wide zero-decimal rule — the 60-month EMI for BDT 3,500,000 @ 9% is 7,265,424 poisha (BDT 72,654.24). Idempotency semantics: DB-backed key table, 48-hour replay window, 409 on concurrent duplicates (no Redis, no 425).</w:t>
       </w:r>
     </w:p>
     <w:sectPr>
